--- a/downloads/teacher/05 Materials/Unit 05/Slides/Slides 05.13 - Cost Per Wear and Quality Checks.docx
+++ b/downloads/teacher/05 Materials/Unit 05/Slides/Slides 05.13 - Cost Per Wear and Quality Checks.docx
@@ -17,7 +17,7 @@
         <w:pStyle w:val="FirstParagraph"/>
       </w:pPr>
       <w:r>
-        <w:t xml:space="preserve">Lesson 5.13, one day (day 133). Thirteen slides. All prices marked [update].</w:t>
+        <w:t xml:space="preserve">Lesson 5.13, one day (day 133). Thirteen slides. All prices to be refreshed before teaching.</w:t>
       </w:r>
     </w:p>
     <w:p>
@@ -44,7 +44,7 @@
         <w:pStyle w:val="Compact"/>
       </w:pPr>
       <w:r>
-        <w:t xml:space="preserve">A pair of jeans costs $60 [update].</w:t>
+        <w:t xml:space="preserve">A pair of jeans costs $60.</w:t>
       </w:r>
     </w:p>
     <w:p>
@@ -185,15 +185,6 @@
       <w:r>
         <w:t xml:space="preserve">Price: $60</w:t>
       </w:r>
-      <w:r>
-        <w:t xml:space="preserve"> </w:t>
-      </w:r>
-      <w:r>
-        <w:rPr>
-          <w:rStyle w:val="TeacherNote"/>
-        </w:rPr>
-        <w:t xml:space="preserve">[update]</w:t>
-      </w:r>
     </w:p>
     <w:p>
       <w:pPr>
@@ -249,15 +240,6 @@
       <w:r>
         <w:t xml:space="preserve">Price: $15</w:t>
       </w:r>
-      <w:r>
-        <w:t xml:space="preserve"> </w:t>
-      </w:r>
-      <w:r>
-        <w:rPr>
-          <w:rStyle w:val="TeacherNote"/>
-        </w:rPr>
-        <w:t xml:space="preserve">[update]</w:t>
-      </w:r>
     </w:p>
     <w:p>
       <w:pPr>
@@ -324,15 +306,6 @@
       </w:pPr>
       <w:r>
         <w:t xml:space="preserve">Price: $90</w:t>
-      </w:r>
-      <w:r>
-        <w:t xml:space="preserve"> </w:t>
-      </w:r>
-      <w:r>
-        <w:rPr>
-          <w:rStyle w:val="TeacherNote"/>
-        </w:rPr>
-        <w:t xml:space="preserve">[update]</w:t>
       </w:r>
     </w:p>
     <w:p>
@@ -1128,15 +1101,6 @@
       <w:r>
         <w:t xml:space="preserve">Garment 2, the thin t-shirt: $8</w:t>
       </w:r>
-      <w:r>
-        <w:t xml:space="preserve"> </w:t>
-      </w:r>
-      <w:r>
-        <w:rPr>
-          <w:rStyle w:val="TeacherNote"/>
-        </w:rPr>
-        <w:t xml:space="preserve">[update]</w:t>
-      </w:r>
     </w:p>
     <w:p>
       <w:pPr>
@@ -1148,15 +1112,6 @@
       </w:pPr>
       <w:r>
         <w:t xml:space="preserve">Garment 1, the heavy sweatshirt: $44</w:t>
-      </w:r>
-      <w:r>
-        <w:t xml:space="preserve"> </w:t>
-      </w:r>
-      <w:r>
-        <w:rPr>
-          <w:rStyle w:val="TeacherNote"/>
-        </w:rPr>
-        <w:t xml:space="preserve">[update]</w:t>
       </w:r>
     </w:p>
     <w:p>
